--- a/Статистика_Вариант_1/Тальян_Антон_Вариант_1.docx
+++ b/Статистика_Вариант_1/Тальян_Антон_Вариант_1.docx
@@ -2792,7 +2792,7 @@
           <w:sz w:val="28"/>
           <w:szCs w:val="28"/>
         </w:rPr>
-        <w:t xml:space="preserve">Фамилия начинается на букву Т, поэтому беру колонку 14 табл. 1 приложения 1 (___).</w:t>
+        <w:t xml:space="preserve">Фамилия начинается на букву Т, поэтому беру колонку 14 табл. 1 приложения 1 (прибыль от реализации продукции, млн руб.).</w:t>
       </w:r>
     </w:p>
     <w:p>
@@ -2967,7 +2967,7 @@
                 <w:sz w:val="28"/>
                 <w:szCs w:val="28"/>
               </w:rPr>
-              <w:t xml:space="preserve">___</w:t>
+              <w:t xml:space="preserve">1,09</w:t>
             </w:r>
           </w:p>
         </w:tc>
@@ -3026,7 +3026,7 @@
                 <w:sz w:val="28"/>
                 <w:szCs w:val="28"/>
               </w:rPr>
-              <w:t xml:space="preserve">___</w:t>
+              <w:t xml:space="preserve">2,76</w:t>
             </w:r>
           </w:p>
         </w:tc>
@@ -3085,7 +3085,7 @@
                 <w:sz w:val="28"/>
                 <w:szCs w:val="28"/>
               </w:rPr>
-              <w:t xml:space="preserve">___</w:t>
+              <w:t xml:space="preserve">4,58</w:t>
             </w:r>
           </w:p>
         </w:tc>
@@ -3144,7 +3144,7 @@
                 <w:sz w:val="28"/>
                 <w:szCs w:val="28"/>
               </w:rPr>
-              <w:t xml:space="preserve">___</w:t>
+              <w:t xml:space="preserve">2,11</w:t>
             </w:r>
           </w:p>
         </w:tc>
@@ -3203,7 +3203,7 @@
                 <w:sz w:val="28"/>
                 <w:szCs w:val="28"/>
               </w:rPr>
-              <w:t xml:space="preserve">___</w:t>
+              <w:t xml:space="preserve">1,16</w:t>
             </w:r>
           </w:p>
         </w:tc>
@@ -3262,7 +3262,7 @@
                 <w:sz w:val="28"/>
                 <w:szCs w:val="28"/>
               </w:rPr>
-              <w:t xml:space="preserve">___</w:t>
+              <w:t xml:space="preserve">3,09</w:t>
             </w:r>
           </w:p>
         </w:tc>
@@ -3321,7 +3321,7 @@
                 <w:sz w:val="28"/>
                 <w:szCs w:val="28"/>
               </w:rPr>
-              <w:t xml:space="preserve">___</w:t>
+              <w:t xml:space="preserve">2,63</w:t>
             </w:r>
           </w:p>
         </w:tc>
@@ -3380,7 +3380,7 @@
                 <w:sz w:val="28"/>
                 <w:szCs w:val="28"/>
               </w:rPr>
-              <w:t xml:space="preserve">___</w:t>
+              <w:t xml:space="preserve">2,17</w:t>
             </w:r>
           </w:p>
         </w:tc>
@@ -3439,7 +3439,7 @@
                 <w:sz w:val="28"/>
                 <w:szCs w:val="28"/>
               </w:rPr>
-              <w:t xml:space="preserve">___</w:t>
+              <w:t xml:space="preserve">2,15</w:t>
             </w:r>
           </w:p>
         </w:tc>
@@ -3498,7 +3498,7 @@
                 <w:sz w:val="28"/>
                 <w:szCs w:val="28"/>
               </w:rPr>
-              <w:t xml:space="preserve">___</w:t>
+              <w:t xml:space="preserve">2,11</w:t>
             </w:r>
           </w:p>
         </w:tc>
@@ -3557,7 +3557,7 @@
                 <w:sz w:val="28"/>
                 <w:szCs w:val="28"/>
               </w:rPr>
-              <w:t xml:space="preserve">___</w:t>
+              <w:t xml:space="preserve">23,85</w:t>
             </w:r>
           </w:p>
         </w:tc>
@@ -3588,7 +3588,7 @@
           <w:sz w:val="28"/>
           <w:szCs w:val="28"/>
         </w:rPr>
-        <w:t xml:space="preserve">Средняя по 10 предприятиям: Хср = ___ / 10 = ___</w:t>
+        <w:t xml:space="preserve">Средняя по 10 предприятиям: Хср = 23,85 / 10 = 2,385</w:t>
       </w:r>
     </w:p>
     <w:p>
@@ -3742,7 +3742,7 @@
           <w:sz w:val="28"/>
           <w:szCs w:val="28"/>
         </w:rPr>
-        <w:t xml:space="preserve">Средняя по выборке: хср = (___ + ___ + ___) / 3 = ___ / 3 = ___</w:t>
+        <w:t xml:space="preserve">Средняя по выборке: хср = (2,63 + 1,09 + 2,17) / 3 = 5,89 / 3 = 1,963</w:t>
       </w:r>
     </w:p>
     <w:p>
@@ -3812,35 +3812,35 @@
           <w:sz w:val="28"/>
           <w:szCs w:val="28"/>
         </w:rPr>
-        <w:t xml:space="preserve">36 · Σx / 3 = 12 · Σx = 12 · ___ = ___</w:t>
-      </w:r>
-    </w:p>
-    <w:p>
-      <w:pPr>
-        <w:spacing w:after="0" w:line="360"/>
-        <w:jc w:val="left"/>
-      </w:pPr>
-      <w:r>
-        <w:rPr>
-          <w:rFonts w:ascii="Times New Roman" w:cs="Times New Roman" w:eastAsia="Times New Roman" w:hAnsi="Times New Roman"/>
-          <w:sz w:val="28"/>
-          <w:szCs w:val="28"/>
-        </w:rPr>
-        <w:t xml:space="preserve">M(хср) = ___ / 120 = ___</w:t>
-      </w:r>
-    </w:p>
-    <w:p>
-      <w:pPr>
-        <w:spacing w:after="0" w:line="360"/>
-        <w:jc w:val="left"/>
-      </w:pPr>
-      <w:r>
-        <w:rPr>
-          <w:rFonts w:ascii="Times New Roman" w:cs="Times New Roman" w:eastAsia="Times New Roman" w:hAnsi="Times New Roman"/>
-          <w:sz w:val="28"/>
-          <w:szCs w:val="28"/>
-        </w:rPr>
-        <w:t xml:space="preserve">Хср = ___, M(хср) = Хср, значит средняя по выборке – несмещенная оценка.</w:t>
+        <w:t xml:space="preserve">36 · Σx / 3 = 12 · Σx = 12 · 23,85 = 286,2</w:t>
+      </w:r>
+    </w:p>
+    <w:p>
+      <w:pPr>
+        <w:spacing w:after="0" w:line="360"/>
+        <w:jc w:val="left"/>
+      </w:pPr>
+      <w:r>
+        <w:rPr>
+          <w:rFonts w:ascii="Times New Roman" w:cs="Times New Roman" w:eastAsia="Times New Roman" w:hAnsi="Times New Roman"/>
+          <w:sz w:val="28"/>
+          <w:szCs w:val="28"/>
+        </w:rPr>
+        <w:t xml:space="preserve">M(хср) = 286,2 / 120 = 2,385</w:t>
+      </w:r>
+    </w:p>
+    <w:p>
+      <w:pPr>
+        <w:spacing w:after="0" w:line="360"/>
+        <w:jc w:val="left"/>
+      </w:pPr>
+      <w:r>
+        <w:rPr>
+          <w:rFonts w:ascii="Times New Roman" w:cs="Times New Roman" w:eastAsia="Times New Roman" w:hAnsi="Times New Roman"/>
+          <w:sz w:val="28"/>
+          <w:szCs w:val="28"/>
+        </w:rPr>
+        <w:t xml:space="preserve">Хср = 2,385, M(хср) = Хср, значит средняя по выборке – несмещенная оценка.</w:t>
       </w:r>
     </w:p>
     <w:p>
@@ -3868,7 +3868,7 @@
           <w:sz w:val="28"/>
           <w:szCs w:val="28"/>
         </w:rPr>
-        <w:t xml:space="preserve">Наша выборка отличается от генеральной средней на ___ – ___ = ___. Это случайная ошибка выборки, она есть из-за того, что взяли только 3 предприятия из 10. В среднем по всем 120 выборкам ошибка равна нулю, т.е. систематической ошибки нет.</w:t>
+        <w:t xml:space="preserve">Наша выборка отличается от генеральной средней на 1,963 – 2,385 = -0,422 (средние разных выборок колеблются от 1,453 до 3,477). Это случайная ошибка выборки, она есть из-за того, что взяли только 3 предприятия из 10. В среднем по всем 120 выборкам ошибка равна нулю, т.е. систематической ошибки нет.</w:t>
       </w:r>
     </w:p>
     <w:sectPr>
